--- a/arb/docx/28.content.docx
+++ b/arb/docx/28.content.docx
@@ -9,6 +9,8 @@
       </w:pPr>
       <w:r>
         <w:rPr>
+          <w:rtl/>
+          <w:cs/>
           <w:lang w:val="ar_AE" w:bidi="ar_AE"/>
         </w:rPr>
       </w:r>
@@ -20,12 +22,16 @@
       </w:pPr>
       <w:r>
         <w:rPr>
+          <w:rtl/>
+          <w:cs/>
           <w:lang w:val="ar_AE" w:bidi="ar_AE"/>
         </w:rPr>
         <w:t>Resource: Biblica Study Notes</w:t>
       </w:r>
       <w:r>
         <w:rPr>
+          <w:rtl/>
+          <w:cs/>
           <w:lang w:val="ar_AE" w:bidi="ar_AE"/>
         </w:rPr>
       </w:r>
@@ -36,53 +42,71 @@
       </w:pPr>
       <w:r>
         <w:rPr>
+          <w:rtl/>
+          <w:cs/>
           <w:lang w:val="ar_AE" w:bidi="ar_AE"/>
         </w:rPr>
       </w:r>
       <w:r>
         <w:rPr>
           <w:b/>
+          <w:rtl/>
+          <w:cs/>
           <w:lang w:val="ar_AE" w:bidi="ar_AE"/>
         </w:rPr>
         <w:t>Biblica Study Notes (Book Intros)</w:t>
       </w:r>
       <w:r>
         <w:rPr>
+          <w:rtl/>
+          <w:cs/>
           <w:lang w:val="ar_AE" w:bidi="ar_AE"/>
         </w:rPr>
         <w:t xml:space="preserve"> © 2023 Biblica Inc. Released under CC BY-SA 4.0 license. </w:t>
       </w:r>
       <w:r>
         <w:rPr>
+          <w:rtl/>
+          <w:cs/>
           <w:lang w:val="ar_AE" w:bidi="ar_AE"/>
         </w:rPr>
         <w:t>Biblica Study Notes</w:t>
       </w:r>
       <w:r>
         <w:rPr>
+          <w:rtl/>
+          <w:cs/>
           <w:lang w:val="ar_AE" w:bidi="ar_AE"/>
         </w:rPr>
         <w:t xml:space="preserve"> has been adapted in the following languages: Tok Pisin, Arabic (عربي), French (Français), Hindi (हिंदी), Indonesian (Bahasa Indonesia), Portuguese (Português), Russian (Русский), Spanish (Español), Swahili (Kiswahili), and Simplified Chinese (简体中文)from </w:t>
       </w:r>
       <w:r>
         <w:rPr>
+          <w:rtl/>
+          <w:cs/>
           <w:lang w:val="ar_AE" w:bidi="ar_AE"/>
         </w:rPr>
         <w:t>Biblica Study Notes</w:t>
       </w:r>
       <w:r>
         <w:rPr>
+          <w:rtl/>
+          <w:cs/>
           <w:lang w:val="ar_AE" w:bidi="ar_AE"/>
         </w:rPr>
         <w:t xml:space="preserve"> © 2023 Biblica Inc. Released under CC BY-SA 4.0 license by Mission Mutual</w:t>
       </w:r>
       <w:r>
         <w:rPr>
-          <w:lang w:val="ar_AE" w:bidi="ar_AE"/>
-        </w:rPr>
-      </w:r>
-      <w:r>
-        <w:rPr>
+          <w:rtl/>
+          <w:cs/>
+          <w:lang w:val="ar_AE" w:bidi="ar_AE"/>
+        </w:rPr>
+      </w:r>
+      <w:r>
+        <w:rPr>
+          <w:rtl/>
+          <w:cs/>
           <w:lang w:val="ar_AE" w:bidi="ar_AE"/>
         </w:rPr>
       </w:r>
@@ -94,6 +118,8 @@
       </w:pPr>
       <w:r>
         <w:rPr>
+          <w:rtl/>
+          <w:cs/>
           <w:lang w:val="ar_AE" w:bidi="ar_AE"/>
         </w:rPr>
         <w:t>Biblica Study Notes</w:t>
@@ -123,6 +149,8 @@
       </w:pPr>
       <w:r>
         <w:rPr>
+          <w:rtl/>
+          <w:cs/>
           <w:lang w:val="ar_AE" w:bidi="ar_AE"/>
         </w:rPr>
       </w:r>
@@ -134,12 +162,16 @@
       </w:pPr>
       <w:r>
         <w:rPr>
+          <w:rtl/>
+          <w:cs/>
           <w:lang w:val="ar_AE" w:bidi="ar_AE"/>
         </w:rPr>
         <w:t>HOS</w:t>
       </w:r>
       <w:r>
         <w:rPr>
+          <w:rtl/>
+          <w:cs/>
           <w:lang w:val="ar_AE" w:bidi="ar_AE"/>
         </w:rPr>
       </w:r>
@@ -150,22 +182,30 @@
       </w:pPr>
       <w:r>
         <w:rPr>
-          <w:lang w:val="ar_AE" w:bidi="ar_AE"/>
-        </w:rPr>
-      </w:r>
-      <w:r>
-        <w:rPr>
+          <w:rtl/>
+          <w:cs/>
+          <w:lang w:val="ar_AE" w:bidi="ar_AE"/>
+        </w:rPr>
+      </w:r>
+      <w:r>
+        <w:rPr>
+          <w:rtl/>
+          <w:cs/>
           <w:lang w:val="ar_AE" w:bidi="ar_AE"/>
         </w:rPr>
         <w:t xml:space="preserve"> </w:t>
       </w:r>
       <w:r>
         <w:rPr>
-          <w:lang w:val="ar_AE" w:bidi="ar_AE"/>
-        </w:rPr>
-      </w:r>
-      <w:r>
-        <w:rPr>
+          <w:rtl/>
+          <w:cs/>
+          <w:lang w:val="ar_AE" w:bidi="ar_AE"/>
+        </w:rPr>
+      </w:r>
+      <w:r>
+        <w:rPr>
+          <w:rtl/>
+          <w:cs/>
           <w:lang w:val="ar_AE" w:bidi="ar_AE"/>
         </w:rPr>
       </w:r>
@@ -191,6 +231,8 @@
       </w:pPr>
       <w:r>
         <w:rPr>
+          <w:rtl/>
+          <w:cs/>
           <w:lang w:val="ar_AE" w:bidi="ar_AE"/>
         </w:rPr>
       </w:r>
@@ -202,12 +244,16 @@
       </w:pPr>
       <w:r>
         <w:rPr>
+          <w:rtl/>
+          <w:cs/>
           <w:lang w:val="ar_AE" w:bidi="ar_AE"/>
         </w:rPr>
         <w:t>هوشع</w:t>
       </w:r>
       <w:r>
         <w:rPr>
+          <w:rtl/>
+          <w:cs/>
           <w:lang w:val="ar_AE" w:bidi="ar_AE"/>
         </w:rPr>
       </w:r>
@@ -218,12 +264,16 @@
       </w:pPr>
       <w:r>
         <w:rPr>
+          <w:rtl/>
+          <w:cs/>
           <w:lang w:val="ar_AE" w:bidi="ar_AE"/>
         </w:rPr>
       </w:r>
       <w:r>
         <w:rPr>
           <w:b/>
+          <w:rtl/>
+          <w:cs/>
           <w:lang w:val="ar_AE" w:bidi="ar_AE"/>
         </w:rPr>
         <w:t>ما هو سفر هوشع؟</w:t>
@@ -238,11 +288,15 @@
       </w:pPr>
       <w:r>
         <w:rPr>
-          <w:lang w:val="ar_AE" w:bidi="ar_AE"/>
-        </w:rPr>
-      </w:r>
-      <w:r>
-        <w:rPr>
+          <w:rtl/>
+          <w:cs/>
+          <w:lang w:val="ar_AE" w:bidi="ar_AE"/>
+        </w:rPr>
+      </w:r>
+      <w:r>
+        <w:rPr>
+          <w:rtl/>
+          <w:cs/>
           <w:lang w:val="ar_AE" w:bidi="ar_AE"/>
         </w:rPr>
         <w:t>هوشع هو سفر من أسفار الأنبياء في إسرائيل. وهو عبارة عن مجموعة من الرسائل من الله وقصص عن حياة هوشع.</w:t>
@@ -257,11 +311,15 @@
       </w:pPr>
       <w:r>
         <w:rPr>
-          <w:lang w:val="ar_AE" w:bidi="ar_AE"/>
-        </w:rPr>
-      </w:r>
-      <w:r>
-        <w:rPr>
+          <w:rtl/>
+          <w:cs/>
+          <w:lang w:val="ar_AE" w:bidi="ar_AE"/>
+        </w:rPr>
+      </w:r>
+      <w:r>
+        <w:rPr>
+          <w:rtl/>
+          <w:cs/>
           <w:lang w:val="ar_AE" w:bidi="ar_AE"/>
         </w:rPr>
         <w:t>كانت معظم الرسائل تتعلق بشعب وقادة المملكة الشمالية.</w:t>
@@ -276,11 +334,15 @@
       </w:pPr>
       <w:r>
         <w:rPr>
-          <w:lang w:val="ar_AE" w:bidi="ar_AE"/>
-        </w:rPr>
-      </w:r>
-      <w:r>
-        <w:rPr>
+          <w:rtl/>
+          <w:cs/>
+          <w:lang w:val="ar_AE" w:bidi="ar_AE"/>
+        </w:rPr>
+      </w:r>
+      <w:r>
+        <w:rPr>
+          <w:rtl/>
+          <w:cs/>
           <w:lang w:val="ar_AE" w:bidi="ar_AE"/>
         </w:rPr>
         <w:t>تم التحدث بهذه الرسائل على مدى سنوات عِدَّة. فلقد تنبأ هوشع خلال حُكم آخر سبعة ملوك للمملكة الشمالية. تنبأ من حوالي سنة 750 قبل الميلاد إلى حوالي سنة 722 قبل الميلاد.</w:t>
@@ -295,11 +357,15 @@
       </w:pPr>
       <w:r>
         <w:rPr>
-          <w:lang w:val="ar_AE" w:bidi="ar_AE"/>
-        </w:rPr>
-      </w:r>
-      <w:r>
-        <w:rPr>
+          <w:rtl/>
+          <w:cs/>
+          <w:lang w:val="ar_AE" w:bidi="ar_AE"/>
+        </w:rPr>
+      </w:r>
+      <w:r>
+        <w:rPr>
+          <w:rtl/>
+          <w:cs/>
           <w:lang w:val="ar_AE" w:bidi="ar_AE"/>
         </w:rPr>
         <w:t>تتحدث الرسائل عن الأحداث من تلك السنوات. ويشمل ذلك الوقت عندما سيطرت أشور على المملكة الشمالية في عام 722 قبل الميلاد. كما يشتمل على أحداث لم تحدث بعد.</w:t>
@@ -314,11 +380,15 @@
       </w:pPr>
       <w:r>
         <w:rPr>
-          <w:lang w:val="ar_AE" w:bidi="ar_AE"/>
-        </w:rPr>
-      </w:r>
-      <w:r>
-        <w:rPr>
+          <w:rtl/>
+          <w:cs/>
+          <w:lang w:val="ar_AE" w:bidi="ar_AE"/>
+        </w:rPr>
+      </w:r>
+      <w:r>
+        <w:rPr>
+          <w:rtl/>
+          <w:cs/>
           <w:lang w:val="ar_AE" w:bidi="ar_AE"/>
         </w:rPr>
         <w:t>تمت كتابة الرسائل على شكل قصائد.</w:t>
@@ -333,11 +403,15 @@
       </w:pPr>
       <w:r>
         <w:rPr>
-          <w:lang w:val="ar_AE" w:bidi="ar_AE"/>
-        </w:rPr>
-      </w:r>
-      <w:r>
-        <w:rPr>
+          <w:rtl/>
+          <w:cs/>
+          <w:lang w:val="ar_AE" w:bidi="ar_AE"/>
+        </w:rPr>
+      </w:r>
+      <w:r>
+        <w:rPr>
+          <w:rtl/>
+          <w:cs/>
           <w:lang w:val="ar_AE" w:bidi="ar_AE"/>
         </w:rPr>
         <w:t>يُعتقد أن هوشع كتب أجزاء من هذا السفر. وأجزاء أخرى كتبها أشخاص آخرون من شعب إسرائيل.</w:t>
@@ -352,11 +426,15 @@
       </w:pPr>
       <w:r>
         <w:rPr>
-          <w:lang w:val="ar_AE" w:bidi="ar_AE"/>
-        </w:rPr>
-      </w:r>
-      <w:r>
-        <w:rPr>
+          <w:rtl/>
+          <w:cs/>
+          <w:lang w:val="ar_AE" w:bidi="ar_AE"/>
+        </w:rPr>
+      </w:r>
+      <w:r>
+        <w:rPr>
+          <w:rtl/>
+          <w:cs/>
           <w:lang w:val="ar_AE" w:bidi="ar_AE"/>
         </w:rPr>
         <w:t>لقد فهم كُتّاب العهد الجديد أن بعض نبوات هوشع تحققت في حياة وعمل يسوع.</w:t>
@@ -368,12 +446,16 @@
       </w:pPr>
       <w:r>
         <w:rPr>
+          <w:rtl/>
+          <w:cs/>
           <w:lang w:val="ar_AE" w:bidi="ar_AE"/>
         </w:rPr>
       </w:r>
       <w:r>
         <w:rPr>
           <w:b/>
+          <w:rtl/>
+          <w:cs/>
           <w:lang w:val="ar_AE" w:bidi="ar_AE"/>
         </w:rPr>
         <w:t>لمن كُتب هذا السفر؟</w:t>
@@ -388,11 +470,15 @@
       </w:pPr>
       <w:r>
         <w:rPr>
-          <w:lang w:val="ar_AE" w:bidi="ar_AE"/>
-        </w:rPr>
-      </w:r>
-      <w:r>
-        <w:rPr>
+          <w:rtl/>
+          <w:cs/>
+          <w:lang w:val="ar_AE" w:bidi="ar_AE"/>
+        </w:rPr>
+      </w:r>
+      <w:r>
+        <w:rPr>
+          <w:rtl/>
+          <w:cs/>
           <w:lang w:val="ar_AE" w:bidi="ar_AE"/>
         </w:rPr>
         <w:t>لشعب المملكة الشمالية لإسرائيل.</w:t>
@@ -404,12 +490,16 @@
       </w:pPr>
       <w:r>
         <w:rPr>
+          <w:rtl/>
+          <w:cs/>
           <w:lang w:val="ar_AE" w:bidi="ar_AE"/>
         </w:rPr>
       </w:r>
       <w:r>
         <w:rPr>
           <w:b/>
+          <w:rtl/>
+          <w:cs/>
           <w:lang w:val="ar_AE" w:bidi="ar_AE"/>
         </w:rPr>
         <w:t>لماذا كُتب سفر هوشع؟</w:t>
@@ -424,11 +514,15 @@
       </w:pPr>
       <w:r>
         <w:rPr>
-          <w:lang w:val="ar_AE" w:bidi="ar_AE"/>
-        </w:rPr>
-      </w:r>
-      <w:r>
-        <w:rPr>
+          <w:rtl/>
+          <w:cs/>
+          <w:lang w:val="ar_AE" w:bidi="ar_AE"/>
+        </w:rPr>
+      </w:r>
+      <w:r>
+        <w:rPr>
+          <w:rtl/>
+          <w:cs/>
           <w:lang w:val="ar_AE" w:bidi="ar_AE"/>
         </w:rPr>
         <w:t>لتوجيه اتهام إلى شعب وقادة المملكة الشمالية. لأنهم لم يكونوا مخلصين لعهد جبل سيناء.</w:t>
@@ -443,11 +537,15 @@
       </w:pPr>
       <w:r>
         <w:rPr>
-          <w:lang w:val="ar_AE" w:bidi="ar_AE"/>
-        </w:rPr>
-      </w:r>
-      <w:r>
-        <w:rPr>
+          <w:rtl/>
+          <w:cs/>
+          <w:lang w:val="ar_AE" w:bidi="ar_AE"/>
+        </w:rPr>
+      </w:r>
+      <w:r>
+        <w:rPr>
+          <w:rtl/>
+          <w:cs/>
           <w:lang w:val="ar_AE" w:bidi="ar_AE"/>
         </w:rPr>
         <w:t>لحثهم على أن يكونوا أمناء لله. فإذا كانوا أمناء له، فلن يجلب الله الدينونة ضدهم.</w:t>
@@ -462,11 +560,15 @@
       </w:pPr>
       <w:r>
         <w:rPr>
-          <w:lang w:val="ar_AE" w:bidi="ar_AE"/>
-        </w:rPr>
-      </w:r>
-      <w:r>
-        <w:rPr>
+          <w:rtl/>
+          <w:cs/>
+          <w:lang w:val="ar_AE" w:bidi="ar_AE"/>
+        </w:rPr>
+      </w:r>
+      <w:r>
+        <w:rPr>
+          <w:rtl/>
+          <w:cs/>
           <w:lang w:val="ar_AE" w:bidi="ar_AE"/>
         </w:rPr>
         <w:t>لإعطائهم الرجاء في مستقبلهم بعد وقت القضاء والدينونة. وقد كان الرجاء مبنيًا على محبة الله الأمينة لهم.</w:t>
@@ -478,12 +580,16 @@
       </w:pPr>
       <w:r>
         <w:rPr>
+          <w:rtl/>
+          <w:cs/>
           <w:lang w:val="ar_AE" w:bidi="ar_AE"/>
         </w:rPr>
       </w:r>
       <w:r>
         <w:rPr>
           <w:b/>
+          <w:rtl/>
+          <w:cs/>
           <w:lang w:val="ar_AE" w:bidi="ar_AE"/>
         </w:rPr>
         <w:t>الأفكار الرئيسية</w:t>
@@ -498,11 +604,15 @@
       </w:pPr>
       <w:r>
         <w:rPr>
-          <w:lang w:val="ar_AE" w:bidi="ar_AE"/>
-        </w:rPr>
-      </w:r>
-      <w:r>
-        <w:rPr>
+          <w:rtl/>
+          <w:cs/>
+          <w:lang w:val="ar_AE" w:bidi="ar_AE"/>
+        </w:rPr>
+      </w:r>
+      <w:r>
+        <w:rPr>
+          <w:rtl/>
+          <w:cs/>
           <w:lang w:val="ar_AE" w:bidi="ar_AE"/>
         </w:rPr>
         <w:t>كان زواج هوشع صورة للعلاقة بين الله والمملكة الشمالية.</w:t>
@@ -517,11 +627,15 @@
       </w:pPr>
       <w:r>
         <w:rPr>
-          <w:lang w:val="ar_AE" w:bidi="ar_AE"/>
-        </w:rPr>
-      </w:r>
-      <w:r>
-        <w:rPr>
+          <w:rtl/>
+          <w:cs/>
+          <w:lang w:val="ar_AE" w:bidi="ar_AE"/>
+        </w:rPr>
+      </w:r>
+      <w:r>
+        <w:rPr>
+          <w:rtl/>
+          <w:cs/>
           <w:lang w:val="ar_AE" w:bidi="ar_AE"/>
         </w:rPr>
         <w:t>ستأتي لعنات العهد على الناس وعلى قادة المملكة الشمالية. حيث سيتم تدميرهم بواسطة الجيوش الأشورية. وسيكون هذا قضاء الله ضدهم.</w:t>
@@ -536,11 +650,15 @@
       </w:pPr>
       <w:r>
         <w:rPr>
-          <w:lang w:val="ar_AE" w:bidi="ar_AE"/>
-        </w:rPr>
-      </w:r>
-      <w:r>
-        <w:rPr>
+          <w:rtl/>
+          <w:cs/>
+          <w:lang w:val="ar_AE" w:bidi="ar_AE"/>
+        </w:rPr>
+      </w:r>
+      <w:r>
+        <w:rPr>
+          <w:rtl/>
+          <w:cs/>
           <w:lang w:val="ar_AE" w:bidi="ar_AE"/>
         </w:rPr>
         <w:t>اشتاق الله أن يتلقى شعبه محبته بِحُرية. ولقد وعد بأن هذا سيحدث في يوم ما في المستقبل.</w:t>
@@ -552,12 +670,16 @@
       </w:pPr>
       <w:r>
         <w:rPr>
+          <w:rtl/>
+          <w:cs/>
           <w:lang w:val="ar_AE" w:bidi="ar_AE"/>
         </w:rPr>
       </w:r>
       <w:r>
         <w:rPr>
           <w:b/>
+          <w:rtl/>
+          <w:cs/>
           <w:lang w:val="ar_AE" w:bidi="ar_AE"/>
         </w:rPr>
         <w:t>مخطط السفر</w:t>
@@ -569,12 +691,16 @@
       </w:pPr>
       <w:r>
         <w:rPr>
+          <w:rtl/>
+          <w:cs/>
           <w:lang w:val="ar_AE" w:bidi="ar_AE"/>
         </w:rPr>
       </w:r>
       <w:r>
         <w:rPr>
           <w:b/>
+          <w:rtl/>
+          <w:cs/>
           <w:lang w:val="ar_AE" w:bidi="ar_AE"/>
         </w:rPr>
         <w:t>يشارك هوشع رسائل الله من خلال أفعال نبوية (1 - 3).</w:t>
@@ -586,23 +712,31 @@
       </w:pPr>
       <w:r>
         <w:rPr>
+          <w:rtl/>
+          <w:cs/>
           <w:lang w:val="ar_AE" w:bidi="ar_AE"/>
         </w:rPr>
       </w:r>
       <w:r>
         <w:rPr>
           <w:b/>
+          <w:rtl/>
+          <w:cs/>
           <w:lang w:val="ar_AE" w:bidi="ar_AE"/>
         </w:rPr>
         <w:t>الله يتهم ويحذر المملكة الشمالية (4 - 14).</w:t>
       </w:r>
       <w:r>
         <w:rPr>
-          <w:lang w:val="ar_AE" w:bidi="ar_AE"/>
-        </w:rPr>
-      </w:r>
-      <w:r>
-        <w:rPr>
+          <w:rtl/>
+          <w:cs/>
+          <w:lang w:val="ar_AE" w:bidi="ar_AE"/>
+        </w:rPr>
+      </w:r>
+      <w:r>
+        <w:rPr>
+          <w:rtl/>
+          <w:cs/>
           <w:lang w:val="ar_AE" w:bidi="ar_AE"/>
         </w:rPr>
       </w:r>
